--- a/Backend/screenshots.docx
+++ b/Backend/screenshots.docx
@@ -5,6 +5,10 @@
     <w:p>
       <w:pPr>
         <w:pStyle w:val="Heading1"/>
+        <w:numPr>
+          <w:ilvl w:val="0"/>
+          <w:numId w:val="1"/>
+        </w:numPr>
         <w:bidi w:val="0"/>
         <w:spacing w:before="240" w:after="120"/>
         <w:ind w:hanging="0" w:start="0"/>
@@ -19,6 +23,10 @@
     <w:p>
       <w:pPr>
         <w:pStyle w:val="Heading2"/>
+        <w:numPr>
+          <w:ilvl w:val="1"/>
+          <w:numId w:val="1"/>
+        </w:numPr>
         <w:bidi w:val="0"/>
         <w:ind w:hanging="0" w:start="0"/>
         <w:jc w:val="start"/>
@@ -69,7 +77,7 @@
               <wp:align>center</wp:align>
             </wp:positionH>
             <wp:positionV relativeFrom="paragraph">
-              <wp:align>top</wp:align>
+              <wp:posOffset>635</wp:posOffset>
             </wp:positionV>
             <wp:extent cx="4857115" cy="10058400"/>
             <wp:effectExtent l="0" t="0" r="0" b="0"/>
@@ -113,6 +121,10 @@
     <w:p>
       <w:pPr>
         <w:pStyle w:val="Heading2"/>
+        <w:numPr>
+          <w:ilvl w:val="1"/>
+          <w:numId w:val="1"/>
+        </w:numPr>
         <w:bidi w:val="0"/>
         <w:ind w:hanging="0" w:start="0"/>
         <w:jc w:val="start"/>
@@ -162,7 +174,7 @@
               <wp:align>center</wp:align>
             </wp:positionH>
             <wp:positionV relativeFrom="paragraph">
-              <wp:align>top</wp:align>
+              <wp:posOffset>635</wp:posOffset>
             </wp:positionV>
             <wp:extent cx="5357495" cy="10058400"/>
             <wp:effectExtent l="0" t="0" r="0" b="0"/>
@@ -206,6 +218,10 @@
     <w:p>
       <w:pPr>
         <w:pStyle w:val="Heading2"/>
+        <w:numPr>
+          <w:ilvl w:val="1"/>
+          <w:numId w:val="1"/>
+        </w:numPr>
         <w:bidi w:val="0"/>
         <w:ind w:hanging="0" w:start="0"/>
         <w:jc w:val="start"/>
@@ -276,6 +292,10 @@
     <w:p>
       <w:pPr>
         <w:pStyle w:val="Heading1"/>
+        <w:numPr>
+          <w:ilvl w:val="0"/>
+          <w:numId w:val="1"/>
+        </w:numPr>
         <w:bidi w:val="0"/>
         <w:ind w:hanging="0" w:start="0"/>
         <w:jc w:val="start"/>
@@ -2048,6 +2068,60 @@
         <w:tab/>
       </w:r>
     </w:p>
+    <w:p>
+      <w:pPr>
+        <w:pStyle w:val="BodyText"/>
+        <w:bidi w:val="0"/>
+        <w:spacing w:before="0" w:after="140"/>
+        <w:jc w:val="start"/>
+        <w:rPr>
+          <w:b w:val="false"/>
+          <w:bCs w:val="false"/>
+        </w:rPr>
+      </w:pPr>
+      <w:r>
+        <w:rPr>
+          <w:b w:val="false"/>
+          <w:bCs w:val="false"/>
+        </w:rPr>
+      </w:r>
+    </w:p>
+    <w:p>
+      <w:pPr>
+        <w:pStyle w:val="BodyText"/>
+        <w:bidi w:val="0"/>
+        <w:spacing w:before="0" w:after="140"/>
+        <w:jc w:val="start"/>
+        <w:rPr>
+          <w:b w:val="false"/>
+          <w:bCs w:val="false"/>
+        </w:rPr>
+      </w:pPr>
+      <w:r>
+        <w:rPr>
+          <w:b w:val="false"/>
+          <w:bCs w:val="false"/>
+        </w:rPr>
+      </w:r>
+    </w:p>
+    <w:p>
+      <w:pPr>
+        <w:pStyle w:val="BodyText"/>
+        <w:bidi w:val="0"/>
+        <w:spacing w:before="0" w:after="140"/>
+        <w:jc w:val="start"/>
+        <w:rPr>
+          <w:b w:val="false"/>
+          <w:bCs w:val="false"/>
+        </w:rPr>
+      </w:pPr>
+      <w:r>
+        <w:rPr>
+          <w:b w:val="false"/>
+          <w:bCs w:val="false"/>
+        </w:rPr>
+      </w:r>
+    </w:p>
     <w:sectPr>
       <w:type w:val="nextPage"/>
       <w:pgSz w:w="12240" w:h="15840"/>
@@ -2055,6 +2129,7 @@
       <w:pgNumType w:fmt="decimal"/>
       <w:formProt w:val="false"/>
       <w:textDirection w:val="lrTb"/>
+      <w:docGrid w:type="default" w:linePitch="100" w:charSpace="0"/>
     </w:sectPr>
   </w:body>
 </w:document>
@@ -2066,7 +2141,6 @@
     <w:lvl w:ilvl="0">
       <w:start w:val="1"/>
       <w:numFmt w:val="none"/>
-      <w:pStyle w:val="Heading1"/>
       <w:suff w:val="nothing"/>
       <w:lvlText w:val=""/>
       <w:lvlJc w:val="start"/>
@@ -2076,11 +2150,11 @@
         </w:tabs>
         <w:ind w:start="0" w:hanging="0"/>
       </w:pPr>
+      <w:rPr/>
     </w:lvl>
     <w:lvl w:ilvl="1">
       <w:start w:val="1"/>
       <w:numFmt w:val="none"/>
-      <w:pStyle w:val="Heading2"/>
       <w:suff w:val="nothing"/>
       <w:lvlText w:val=""/>
       <w:lvlJc w:val="start"/>
@@ -2090,6 +2164,7 @@
         </w:tabs>
         <w:ind w:start="0" w:hanging="0"/>
       </w:pPr>
+      <w:rPr/>
     </w:lvl>
     <w:lvl w:ilvl="2">
       <w:start w:val="1"/>
@@ -2103,6 +2178,7 @@
         </w:tabs>
         <w:ind w:start="0" w:hanging="0"/>
       </w:pPr>
+      <w:rPr/>
     </w:lvl>
     <w:lvl w:ilvl="3">
       <w:start w:val="1"/>
@@ -2116,6 +2192,7 @@
         </w:tabs>
         <w:ind w:start="0" w:hanging="0"/>
       </w:pPr>
+      <w:rPr/>
     </w:lvl>
     <w:lvl w:ilvl="4">
       <w:start w:val="1"/>
@@ -2129,6 +2206,7 @@
         </w:tabs>
         <w:ind w:start="0" w:hanging="0"/>
       </w:pPr>
+      <w:rPr/>
     </w:lvl>
     <w:lvl w:ilvl="5">
       <w:start w:val="1"/>
@@ -2142,6 +2220,7 @@
         </w:tabs>
         <w:ind w:start="0" w:hanging="0"/>
       </w:pPr>
+      <w:rPr/>
     </w:lvl>
     <w:lvl w:ilvl="6">
       <w:start w:val="1"/>
@@ -2155,6 +2234,7 @@
         </w:tabs>
         <w:ind w:start="0" w:hanging="0"/>
       </w:pPr>
+      <w:rPr/>
     </w:lvl>
     <w:lvl w:ilvl="7">
       <w:start w:val="1"/>
@@ -2168,6 +2248,7 @@
         </w:tabs>
         <w:ind w:start="0" w:hanging="0"/>
       </w:pPr>
+      <w:rPr/>
     </w:lvl>
     <w:lvl w:ilvl="8">
       <w:start w:val="1"/>
@@ -2181,10 +2262,133 @@
         </w:tabs>
         <w:ind w:start="0" w:hanging="0"/>
       </w:pPr>
+      <w:rPr/>
+    </w:lvl>
+  </w:abstractNum>
+  <w:abstractNum w:abstractNumId="2">
+    <w:lvl w:ilvl="0">
+      <w:start w:val="1"/>
+      <w:numFmt w:val="none"/>
+      <w:suff w:val="nothing"/>
+      <w:lvlText w:val=""/>
+      <w:lvlJc w:val="start"/>
+      <w:pPr>
+        <w:tabs>
+          <w:tab w:val="num" w:pos="0"/>
+        </w:tabs>
+        <w:ind w:start="0" w:hanging="0"/>
+      </w:pPr>
+    </w:lvl>
+    <w:lvl w:ilvl="1">
+      <w:start w:val="1"/>
+      <w:numFmt w:val="none"/>
+      <w:suff w:val="nothing"/>
+      <w:lvlText w:val=""/>
+      <w:lvlJc w:val="start"/>
+      <w:pPr>
+        <w:tabs>
+          <w:tab w:val="num" w:pos="0"/>
+        </w:tabs>
+        <w:ind w:start="0" w:hanging="0"/>
+      </w:pPr>
+    </w:lvl>
+    <w:lvl w:ilvl="2">
+      <w:start w:val="1"/>
+      <w:numFmt w:val="none"/>
+      <w:suff w:val="nothing"/>
+      <w:lvlText w:val=""/>
+      <w:lvlJc w:val="start"/>
+      <w:pPr>
+        <w:tabs>
+          <w:tab w:val="num" w:pos="0"/>
+        </w:tabs>
+        <w:ind w:start="0" w:hanging="0"/>
+      </w:pPr>
+    </w:lvl>
+    <w:lvl w:ilvl="3">
+      <w:start w:val="1"/>
+      <w:numFmt w:val="none"/>
+      <w:suff w:val="nothing"/>
+      <w:lvlText w:val=""/>
+      <w:lvlJc w:val="start"/>
+      <w:pPr>
+        <w:tabs>
+          <w:tab w:val="num" w:pos="0"/>
+        </w:tabs>
+        <w:ind w:start="0" w:hanging="0"/>
+      </w:pPr>
+    </w:lvl>
+    <w:lvl w:ilvl="4">
+      <w:start w:val="1"/>
+      <w:numFmt w:val="none"/>
+      <w:suff w:val="nothing"/>
+      <w:lvlText w:val=""/>
+      <w:lvlJc w:val="start"/>
+      <w:pPr>
+        <w:tabs>
+          <w:tab w:val="num" w:pos="0"/>
+        </w:tabs>
+        <w:ind w:start="0" w:hanging="0"/>
+      </w:pPr>
+    </w:lvl>
+    <w:lvl w:ilvl="5">
+      <w:start w:val="1"/>
+      <w:numFmt w:val="none"/>
+      <w:suff w:val="nothing"/>
+      <w:lvlText w:val=""/>
+      <w:lvlJc w:val="start"/>
+      <w:pPr>
+        <w:tabs>
+          <w:tab w:val="num" w:pos="0"/>
+        </w:tabs>
+        <w:ind w:start="0" w:hanging="0"/>
+      </w:pPr>
+    </w:lvl>
+    <w:lvl w:ilvl="6">
+      <w:start w:val="1"/>
+      <w:numFmt w:val="none"/>
+      <w:suff w:val="nothing"/>
+      <w:lvlText w:val=""/>
+      <w:lvlJc w:val="start"/>
+      <w:pPr>
+        <w:tabs>
+          <w:tab w:val="num" w:pos="0"/>
+        </w:tabs>
+        <w:ind w:start="0" w:hanging="0"/>
+      </w:pPr>
+    </w:lvl>
+    <w:lvl w:ilvl="7">
+      <w:start w:val="1"/>
+      <w:numFmt w:val="none"/>
+      <w:suff w:val="nothing"/>
+      <w:lvlText w:val=""/>
+      <w:lvlJc w:val="start"/>
+      <w:pPr>
+        <w:tabs>
+          <w:tab w:val="num" w:pos="0"/>
+        </w:tabs>
+        <w:ind w:start="0" w:hanging="0"/>
+      </w:pPr>
+    </w:lvl>
+    <w:lvl w:ilvl="8">
+      <w:start w:val="1"/>
+      <w:numFmt w:val="none"/>
+      <w:suff w:val="nothing"/>
+      <w:lvlText w:val=""/>
+      <w:lvlJc w:val="start"/>
+      <w:pPr>
+        <w:tabs>
+          <w:tab w:val="num" w:pos="0"/>
+        </w:tabs>
+        <w:ind w:start="0" w:hanging="0"/>
+      </w:pPr>
     </w:lvl>
   </w:abstractNum>
   <w:num w:numId="1">
     <w:abstractNumId w:val="1"/>
+  </w:num>
+  <w:num w:numId="2">
+    <w:abstractNumId w:val="2"/>
   </w:num>
 </w:numbering>
 </file>
@@ -2203,7 +2407,6 @@
     </w:rPrDefault>
     <w:pPrDefault>
       <w:pPr>
-        <w:widowControl/>
         <w:suppressAutoHyphens w:val="true"/>
       </w:pPr>
     </w:pPrDefault>
@@ -2213,7 +2416,10 @@
     <w:qFormat/>
     <w:pPr>
       <w:widowControl/>
+      <w:suppressAutoHyphens w:val="true"/>
       <w:bidi w:val="0"/>
+      <w:spacing w:before="0" w:after="0"/>
+      <w:jc w:val="start"/>
     </w:pPr>
     <w:rPr>
       <w:rFonts w:ascii="Liberation Serif" w:hAnsi="Liberation Serif" w:eastAsia="NSimSun" w:cs="Arial"/>
